--- a/backend/word_templates/工程类/集团内工程/机械租赁/邀请询比/1.采购意向公告.docx
+++ b/backend/word_templates/工程类/集团内工程/机械租赁/邀请询比/1.采购意向公告.docx
@@ -20,14 +20,7 @@
           <w:rFonts w:hint="eastAsia" w:ascii="宋体" w:hAnsi="宋体" w:eastAsia="宋体" w:cs="宋体"/>
           <w:lang w:val="en-US" w:eastAsia="zh-CN"/>
         </w:rPr>
-        <w:t>{{caigou_xiangmu_ming}}</w:t>
-      </w:r>
-      <w:r>
-        <w:rPr>
-          <w:rFonts w:hint="eastAsia" w:ascii="宋体" w:hAnsi="宋体" w:eastAsia="宋体" w:cs="宋体"/>
-          <w:lang w:val="en-US" w:eastAsia="zh-CN"/>
-        </w:rPr>
-        <w:t>意向供应商</w:t>
+        <w:t>{{caigou_xiangmu_ming}}意向供应商</w:t>
       </w:r>
       <w:r>
         <w:rPr>
@@ -733,18 +726,10 @@
           <w:highlight w:val="none"/>
           <w:lang w:val="en-US" w:eastAsia="zh-CN"/>
         </w:rPr>
-        <w:t>相应</w:t>
-      </w:r>
-      <w:r>
-        <w:rPr>
-          <w:rFonts w:hint="eastAsia" w:ascii="Times New Roman" w:hAnsi="Times New Roman" w:eastAsia="仿宋_GB2312" w:cs="Times New Roman"/>
-          <w:color w:val="auto"/>
-          <w:sz w:val="28"/>
-          <w:szCs w:val="28"/>
-          <w:highlight w:val="none"/>
-        </w:rPr>
-        <w:t>资质</w:t>
-      </w:r>
+        <w:t>相应营业范围</w:t>
+      </w:r>
+      <w:bookmarkStart w:id="1" w:name="_GoBack"/>
+      <w:bookmarkEnd w:id="1"/>
       <w:r>
         <w:rPr>
           <w:rFonts w:hint="eastAsia" w:ascii="Times New Roman" w:hAnsi="Times New Roman" w:eastAsia="仿宋_GB2312" w:cs="Times New Roman"/>
@@ -3890,19 +3875,7 @@
           <w:u w:val="single"/>
           <w:lang w:val="en-US" w:eastAsia="zh-CN"/>
         </w:rPr>
-        <w:t>{</w:t>
-      </w:r>
-      <w:bookmarkStart w:id="1" w:name="_GoBack"/>
-      <w:bookmarkEnd w:id="1"/>
-      <w:r>
-        <w:rPr>
-          <w:rFonts w:hint="eastAsia" w:ascii="仿宋" w:hAnsi="仿宋" w:eastAsia="仿宋" w:cs="仿宋"/>
-          <w:sz w:val="30"/>
-          <w:szCs w:val="30"/>
-          <w:u w:val="single"/>
-          <w:lang w:val="en-US" w:eastAsia="zh-CN"/>
-        </w:rPr>
-        <w:t>{yixiang_baoming_neirong}}</w:t>
+        <w:t>{{yixiang_baoming_neirong}}</w:t>
       </w:r>
       <w:r>
         <w:rPr>

--- a/backend/word_templates/工程类/集团内工程/机械租赁/邀请询比/1.采购意向公告.docx
+++ b/backend/word_templates/工程类/集团内工程/机械租赁/邀请询比/1.采购意向公告.docx
@@ -10,17 +10,18 @@
       <w:bookmarkStart w:id="0" w:name="_Toc88209928"/>
       <w:r>
         <w:rPr>
-          <w:rFonts w:hint="eastAsia"/>
-          <w:lang w:val="en-US" w:eastAsia="zh-CN"/>
-        </w:rPr>
-        <w:t xml:space="preserve"> </w:t>
-      </w:r>
-      <w:r>
-        <w:rPr>
           <w:rFonts w:hint="eastAsia" w:ascii="宋体" w:hAnsi="宋体" w:eastAsia="宋体" w:cs="宋体"/>
-          <w:lang w:val="en-US" w:eastAsia="zh-CN"/>
-        </w:rPr>
-        <w:t>{{caigou_xiangmu_ming}}意向供应商</w:t>
+          <w:color w:val="0000FF"/>
+          <w:lang w:val="en-US" w:eastAsia="zh-CN"/>
+        </w:rPr>
+        <w:t>{{caigou_xiangmu_ming}}</w:t>
+      </w:r>
+      <w:r>
+        <w:rPr>
+          <w:rFonts w:hint="eastAsia" w:ascii="宋体" w:hAnsi="宋体" w:eastAsia="宋体" w:cs="宋体"/>
+          <w:lang w:val="en-US" w:eastAsia="zh-CN"/>
+        </w:rPr>
+        <w:t>意向供应商</w:t>
       </w:r>
       <w:r>
         <w:rPr>
@@ -70,6 +71,7 @@
       <w:r>
         <w:rPr>
           <w:rFonts w:hint="eastAsia" w:ascii="仿宋_GB2312" w:eastAsia="仿宋_GB2312"/>
+          <w:color w:val="0000FF"/>
           <w:sz w:val="28"/>
           <w:szCs w:val="28"/>
           <w:lang w:val="en-US" w:eastAsia="zh-CN"/>
@@ -218,6 +220,7 @@
       <w:r>
         <w:rPr>
           <w:rFonts w:hint="eastAsia" w:ascii="仿宋_GB2312" w:eastAsia="仿宋_GB2312"/>
+          <w:color w:val="0000FF"/>
           <w:sz w:val="28"/>
           <w:szCs w:val="28"/>
           <w:u w:val="single"/>
@@ -726,20 +729,7 @@
           <w:highlight w:val="none"/>
           <w:lang w:val="en-US" w:eastAsia="zh-CN"/>
         </w:rPr>
-        <w:t>相应营业范围</w:t>
-      </w:r>
-      <w:bookmarkStart w:id="1" w:name="_GoBack"/>
-      <w:bookmarkEnd w:id="1"/>
-      <w:r>
-        <w:rPr>
-          <w:rFonts w:hint="eastAsia" w:ascii="Times New Roman" w:hAnsi="Times New Roman" w:eastAsia="仿宋_GB2312" w:cs="Times New Roman"/>
-          <w:color w:val="auto"/>
-          <w:sz w:val="28"/>
-          <w:szCs w:val="28"/>
-          <w:highlight w:val="none"/>
-          <w:lang w:val="en-US" w:eastAsia="zh-CN"/>
-        </w:rPr>
-        <w:t>（具体资质要求详见报名类别清单），</w:t>
+        <w:t>相应营业范围（具体资质要求详见报名类别清单），</w:t>
       </w:r>
       <w:r>
         <w:rPr>
@@ -1224,10 +1214,22 @@
     </w:p>
     <w:p>
       <w:pPr>
+        <w:keepNext/>
+        <w:keepLines w:val="0"/>
+        <w:pageBreakBefore w:val="0"/>
+        <w:widowControl w:val="0"/>
+        <w:kinsoku/>
+        <w:wordWrap/>
+        <w:overflowPunct/>
+        <w:topLinePunct w:val="0"/>
+        <w:autoSpaceDE/>
+        <w:autoSpaceDN/>
+        <w:bidi w:val="0"/>
         <w:adjustRightInd w:val="0"/>
         <w:snapToGrid w:val="0"/>
         <w:spacing w:line="600" w:lineRule="exact"/>
         <w:jc w:val="left"/>
+        <w:textAlignment w:val="auto"/>
         <w:rPr>
           <w:rFonts w:asciiTheme="minorEastAsia" w:hAnsiTheme="minorEastAsia"/>
           <w:b/>
@@ -1470,10 +1472,22 @@
     </w:p>
     <w:p>
       <w:pPr>
+        <w:keepNext/>
+        <w:keepLines w:val="0"/>
+        <w:pageBreakBefore w:val="0"/>
+        <w:widowControl w:val="0"/>
+        <w:kinsoku/>
+        <w:wordWrap/>
+        <w:overflowPunct/>
+        <w:topLinePunct w:val="0"/>
+        <w:autoSpaceDE/>
+        <w:autoSpaceDN/>
+        <w:bidi w:val="0"/>
         <w:adjustRightInd w:val="0"/>
         <w:snapToGrid w:val="0"/>
         <w:spacing w:line="600" w:lineRule="exact"/>
         <w:jc w:val="left"/>
+        <w:textAlignment w:val="auto"/>
         <w:rPr>
           <w:rFonts w:asciiTheme="minorEastAsia" w:hAnsiTheme="minorEastAsia"/>
           <w:b/>
@@ -1568,7 +1582,7 @@
       <w:r>
         <w:rPr>
           <w:rFonts w:hint="eastAsia" w:ascii="仿宋_GB2312" w:eastAsia="仿宋_GB2312"/>
-          <w:color w:val="auto"/>
+          <w:color w:val="0000FF"/>
           <w:sz w:val="28"/>
           <w:szCs w:val="28"/>
           <w:u w:val="single"/>
@@ -1588,7 +1602,7 @@
       <w:r>
         <w:rPr>
           <w:rFonts w:hint="eastAsia" w:ascii="仿宋_GB2312" w:eastAsia="仿宋_GB2312"/>
-          <w:color w:val="auto"/>
+          <w:color w:val="0000FF"/>
           <w:sz w:val="28"/>
           <w:szCs w:val="28"/>
           <w:u w:val="single"/>
@@ -1608,7 +1622,7 @@
       <w:r>
         <w:rPr>
           <w:rFonts w:hint="eastAsia" w:ascii="仿宋_GB2312" w:eastAsia="仿宋_GB2312"/>
-          <w:color w:val="auto"/>
+          <w:color w:val="0000FF"/>
           <w:sz w:val="28"/>
           <w:szCs w:val="28"/>
           <w:u w:val="single"/>
@@ -2310,25 +2324,30 @@
     </w:p>
     <w:p>
       <w:pPr>
+        <w:keepNext w:val="0"/>
+        <w:keepLines/>
+        <w:pageBreakBefore w:val="0"/>
+        <w:widowControl w:val="0"/>
+        <w:kinsoku/>
+        <w:wordWrap/>
+        <w:overflowPunct/>
+        <w:topLinePunct w:val="0"/>
+        <w:autoSpaceDE/>
+        <w:autoSpaceDN/>
+        <w:bidi w:val="0"/>
         <w:adjustRightInd w:val="0"/>
         <w:snapToGrid w:val="0"/>
         <w:spacing w:line="600" w:lineRule="exact"/>
         <w:jc w:val="left"/>
-        <w:rPr>
-          <w:rFonts w:hint="eastAsia" w:asciiTheme="minorEastAsia" w:hAnsiTheme="minorEastAsia"/>
+        <w:textAlignment w:val="auto"/>
+        <w:rPr>
+          <w:rFonts w:ascii="宋体" w:hAnsi="宋体"/>
           <w:b/>
           <w:sz w:val="32"/>
           <w:szCs w:val="32"/>
-          <w:lang w:val="en-US" w:eastAsia="zh-CN"/>
-        </w:rPr>
-      </w:pPr>
-    </w:p>
-    <w:p>
-      <w:pPr>
-        <w:adjustRightInd w:val="0"/>
-        <w:snapToGrid w:val="0"/>
-        <w:spacing w:line="600" w:lineRule="exact"/>
-        <w:jc w:val="left"/>
+        </w:rPr>
+      </w:pPr>
+      <w:r>
         <w:rPr>
           <w:rFonts w:hint="eastAsia" w:asciiTheme="minorEastAsia" w:hAnsiTheme="minorEastAsia"/>
           <w:b/>
@@ -2336,57 +2355,46 @@
           <w:szCs w:val="32"/>
           <w:lang w:val="en-US" w:eastAsia="zh-CN"/>
         </w:rPr>
-      </w:pPr>
-    </w:p>
-    <w:p>
-      <w:pPr>
-        <w:adjustRightInd w:val="0"/>
-        <w:snapToGrid w:val="0"/>
-        <w:spacing w:line="600" w:lineRule="exact"/>
-        <w:jc w:val="left"/>
-        <w:rPr>
-          <w:rFonts w:ascii="宋体" w:hAnsi="宋体"/>
+        <w:t>7</w:t>
+      </w:r>
+      <w:r>
+        <w:rPr>
+          <w:rFonts w:hint="eastAsia" w:asciiTheme="minorEastAsia" w:hAnsiTheme="minorEastAsia"/>
           <w:b/>
           <w:sz w:val="32"/>
           <w:szCs w:val="32"/>
         </w:rPr>
-      </w:pPr>
-      <w:r>
-        <w:rPr>
-          <w:rFonts w:hint="eastAsia" w:asciiTheme="minorEastAsia" w:hAnsiTheme="minorEastAsia"/>
+        <w:t>.</w:t>
+      </w:r>
+      <w:r>
+        <w:rPr>
+          <w:rFonts w:hint="eastAsia" w:ascii="宋体" w:hAnsi="宋体"/>
           <w:b/>
           <w:sz w:val="32"/>
           <w:szCs w:val="32"/>
-          <w:lang w:val="en-US" w:eastAsia="zh-CN"/>
-        </w:rPr>
-        <w:t>7</w:t>
-      </w:r>
-      <w:r>
-        <w:rPr>
-          <w:rFonts w:hint="eastAsia" w:asciiTheme="minorEastAsia" w:hAnsiTheme="minorEastAsia"/>
-          <w:b/>
-          <w:sz w:val="32"/>
-          <w:szCs w:val="32"/>
-        </w:rPr>
-        <w:t>.</w:t>
-      </w:r>
-      <w:r>
-        <w:rPr>
-          <w:rFonts w:hint="eastAsia" w:ascii="宋体" w:hAnsi="宋体"/>
-          <w:b/>
-          <w:sz w:val="32"/>
-          <w:szCs w:val="32"/>
         </w:rPr>
         <w:t>联系方式</w:t>
       </w:r>
     </w:p>
     <w:p>
       <w:pPr>
+        <w:keepNext w:val="0"/>
+        <w:keepLines/>
+        <w:pageBreakBefore w:val="0"/>
+        <w:widowControl w:val="0"/>
+        <w:kinsoku/>
+        <w:wordWrap/>
+        <w:overflowPunct/>
+        <w:topLinePunct w:val="0"/>
+        <w:autoSpaceDE/>
+        <w:autoSpaceDN/>
+        <w:bidi w:val="0"/>
         <w:adjustRightInd w:val="0"/>
         <w:snapToGrid w:val="0"/>
         <w:spacing w:line="600" w:lineRule="exact"/>
         <w:ind w:firstLine="560" w:firstLineChars="200"/>
         <w:jc w:val="left"/>
+        <w:textAlignment w:val="auto"/>
         <w:rPr>
           <w:rFonts w:hint="eastAsia" w:ascii="仿宋_GB2312" w:eastAsia="仿宋_GB2312"/>
           <w:sz w:val="28"/>
@@ -2441,11 +2449,23 @@
     </w:p>
     <w:p>
       <w:pPr>
+        <w:keepNext w:val="0"/>
+        <w:keepLines/>
+        <w:pageBreakBefore w:val="0"/>
+        <w:widowControl w:val="0"/>
+        <w:kinsoku/>
+        <w:wordWrap/>
+        <w:overflowPunct/>
+        <w:topLinePunct w:val="0"/>
+        <w:autoSpaceDE/>
+        <w:autoSpaceDN/>
+        <w:bidi w:val="0"/>
         <w:adjustRightInd w:val="0"/>
         <w:snapToGrid w:val="0"/>
         <w:spacing w:line="600" w:lineRule="exact"/>
         <w:ind w:firstLine="560" w:firstLineChars="200"/>
         <w:jc w:val="left"/>
+        <w:textAlignment w:val="auto"/>
         <w:rPr>
           <w:rFonts w:ascii="仿宋_GB2312" w:eastAsia="仿宋_GB2312"/>
           <w:sz w:val="28"/>
@@ -2473,11 +2493,23 @@
     </w:p>
     <w:p>
       <w:pPr>
+        <w:keepNext w:val="0"/>
+        <w:keepLines/>
+        <w:pageBreakBefore w:val="0"/>
+        <w:widowControl w:val="0"/>
+        <w:kinsoku/>
+        <w:wordWrap/>
+        <w:overflowPunct/>
+        <w:topLinePunct w:val="0"/>
+        <w:autoSpaceDE/>
+        <w:autoSpaceDN/>
+        <w:bidi w:val="0"/>
         <w:adjustRightInd w:val="0"/>
         <w:snapToGrid w:val="0"/>
         <w:spacing w:line="600" w:lineRule="exact"/>
         <w:ind w:firstLine="560" w:firstLineChars="200"/>
         <w:jc w:val="left"/>
+        <w:textAlignment w:val="auto"/>
         <w:rPr>
           <w:rFonts w:hint="default" w:ascii="仿宋_GB2312" w:eastAsia="仿宋_GB2312"/>
           <w:sz w:val="28"/>
@@ -2505,11 +2537,23 @@
     </w:p>
     <w:p>
       <w:pPr>
+        <w:keepNext w:val="0"/>
+        <w:keepLines/>
+        <w:pageBreakBefore w:val="0"/>
+        <w:widowControl w:val="0"/>
+        <w:kinsoku/>
+        <w:wordWrap/>
+        <w:overflowPunct/>
+        <w:topLinePunct w:val="0"/>
+        <w:autoSpaceDE/>
+        <w:autoSpaceDN/>
+        <w:bidi w:val="0"/>
         <w:adjustRightInd w:val="0"/>
         <w:snapToGrid w:val="0"/>
         <w:spacing w:line="600" w:lineRule="exact"/>
         <w:ind w:firstLine="560" w:firstLineChars="200"/>
         <w:jc w:val="left"/>
+        <w:textAlignment w:val="auto"/>
         <w:rPr>
           <w:rFonts w:ascii="仿宋_GB2312" w:eastAsia="仿宋_GB2312"/>
           <w:sz w:val="28"/>
@@ -2544,10 +2588,22 @@
     </w:p>
     <w:p>
       <w:pPr>
+        <w:keepNext w:val="0"/>
+        <w:keepLines/>
+        <w:pageBreakBefore w:val="0"/>
+        <w:widowControl w:val="0"/>
+        <w:kinsoku/>
+        <w:wordWrap/>
+        <w:overflowPunct/>
+        <w:topLinePunct w:val="0"/>
+        <w:autoSpaceDE/>
+        <w:autoSpaceDN/>
+        <w:bidi w:val="0"/>
         <w:adjustRightInd w:val="0"/>
         <w:snapToGrid w:val="0"/>
         <w:spacing w:line="600" w:lineRule="exact"/>
         <w:jc w:val="left"/>
+        <w:textAlignment w:val="auto"/>
         <w:rPr>
           <w:rFonts w:ascii="仿宋_GB2312" w:eastAsia="仿宋_GB2312"/>
           <w:sz w:val="28"/>
@@ -2557,10 +2613,22 @@
     </w:p>
     <w:p>
       <w:pPr>
+        <w:keepNext w:val="0"/>
+        <w:keepLines/>
+        <w:pageBreakBefore w:val="0"/>
+        <w:widowControl w:val="0"/>
+        <w:kinsoku/>
+        <w:wordWrap/>
+        <w:overflowPunct/>
+        <w:topLinePunct w:val="0"/>
+        <w:autoSpaceDE/>
+        <w:autoSpaceDN/>
+        <w:bidi w:val="0"/>
         <w:adjustRightInd w:val="0"/>
         <w:snapToGrid w:val="0"/>
         <w:spacing w:line="600" w:lineRule="exact"/>
         <w:jc w:val="center"/>
+        <w:textAlignment w:val="auto"/>
         <w:rPr>
           <w:rFonts w:hint="eastAsia" w:ascii="仿宋_GB2312" w:eastAsia="仿宋_GB2312"/>
           <w:sz w:val="28"/>
@@ -2609,7 +2677,19 @@
     </w:p>
     <w:p>
       <w:pPr>
+        <w:keepNext w:val="0"/>
+        <w:keepLines/>
+        <w:pageBreakBefore w:val="0"/>
+        <w:widowControl w:val="0"/>
+        <w:kinsoku/>
+        <w:wordWrap/>
+        <w:overflowPunct/>
+        <w:topLinePunct w:val="0"/>
+        <w:autoSpaceDE/>
+        <w:autoSpaceDN/>
+        <w:bidi w:val="0"/>
         <w:ind w:firstLine="4200" w:firstLineChars="1500"/>
+        <w:textAlignment w:val="auto"/>
         <w:rPr>
           <w:rFonts w:hint="eastAsia" w:ascii="仿宋_GB2312" w:eastAsia="仿宋_GB2312"/>
           <w:sz w:val="28"/>
@@ -2629,6 +2709,7 @@
       <w:r>
         <w:rPr>
           <w:rFonts w:hint="eastAsia" w:ascii="仿宋_GB2312" w:eastAsia="仿宋_GB2312"/>
+          <w:color w:val="0000FF"/>
           <w:sz w:val="28"/>
           <w:szCs w:val="28"/>
           <w:u w:val="none"/>
@@ -2648,6 +2729,7 @@
       <w:r>
         <w:rPr>
           <w:rFonts w:hint="eastAsia" w:ascii="仿宋_GB2312" w:eastAsia="仿宋_GB2312"/>
+          <w:color w:val="0000FF"/>
           <w:sz w:val="28"/>
           <w:szCs w:val="28"/>
           <w:u w:val="none"/>
@@ -2667,6 +2749,7 @@
       <w:r>
         <w:rPr>
           <w:rFonts w:hint="eastAsia" w:ascii="仿宋_GB2312" w:eastAsia="仿宋_GB2312"/>
+          <w:color w:val="0000FF"/>
           <w:sz w:val="28"/>
           <w:szCs w:val="28"/>
           <w:u w:val="none"/>
@@ -2696,100 +2779,22 @@
     </w:p>
     <w:p>
       <w:pPr>
-        <w:ind w:firstLine="4200" w:firstLineChars="1500"/>
-        <w:rPr>
-          <w:rFonts w:hint="eastAsia" w:ascii="仿宋_GB2312" w:eastAsia="仿宋_GB2312"/>
-          <w:sz w:val="28"/>
-          <w:szCs w:val="28"/>
-        </w:rPr>
-      </w:pPr>
-    </w:p>
-    <w:p>
-      <w:pPr>
-        <w:ind w:firstLine="4200" w:firstLineChars="1500"/>
-        <w:rPr>
-          <w:rFonts w:hint="eastAsia" w:ascii="仿宋_GB2312" w:eastAsia="仿宋_GB2312"/>
-          <w:sz w:val="28"/>
-          <w:szCs w:val="28"/>
-        </w:rPr>
-      </w:pPr>
-    </w:p>
-    <w:p>
-      <w:pPr>
-        <w:ind w:firstLine="4200" w:firstLineChars="1500"/>
-        <w:rPr>
-          <w:rFonts w:hint="eastAsia" w:ascii="仿宋_GB2312" w:eastAsia="仿宋_GB2312"/>
-          <w:sz w:val="28"/>
-          <w:szCs w:val="28"/>
-        </w:rPr>
-      </w:pPr>
-    </w:p>
-    <w:p>
-      <w:pPr>
-        <w:ind w:firstLine="4200" w:firstLineChars="1500"/>
-        <w:rPr>
-          <w:rFonts w:hint="eastAsia" w:ascii="仿宋_GB2312" w:eastAsia="仿宋_GB2312"/>
-          <w:sz w:val="28"/>
-          <w:szCs w:val="28"/>
-        </w:rPr>
-      </w:pPr>
-    </w:p>
-    <w:p>
-      <w:pPr>
-        <w:ind w:firstLine="4200" w:firstLineChars="1500"/>
-        <w:rPr>
-          <w:rFonts w:hint="eastAsia" w:ascii="仿宋_GB2312" w:eastAsia="仿宋_GB2312"/>
-          <w:sz w:val="28"/>
-          <w:szCs w:val="28"/>
-        </w:rPr>
-      </w:pPr>
-    </w:p>
-    <w:p>
-      <w:pPr>
-        <w:ind w:firstLine="4200" w:firstLineChars="1500"/>
-        <w:rPr>
-          <w:rFonts w:hint="eastAsia" w:ascii="仿宋_GB2312" w:eastAsia="仿宋_GB2312"/>
-          <w:sz w:val="28"/>
-          <w:szCs w:val="28"/>
-        </w:rPr>
-      </w:pPr>
-    </w:p>
-    <w:p>
-      <w:pPr>
-        <w:ind w:firstLine="4200" w:firstLineChars="1500"/>
-        <w:rPr>
-          <w:rFonts w:hint="eastAsia" w:ascii="仿宋_GB2312" w:eastAsia="仿宋_GB2312"/>
-          <w:sz w:val="28"/>
-          <w:szCs w:val="28"/>
-        </w:rPr>
-      </w:pPr>
-    </w:p>
-    <w:p>
-      <w:pPr>
-        <w:ind w:firstLine="4200" w:firstLineChars="1500"/>
-        <w:rPr>
-          <w:rFonts w:hint="eastAsia" w:ascii="仿宋_GB2312" w:eastAsia="仿宋_GB2312"/>
-          <w:sz w:val="28"/>
-          <w:szCs w:val="28"/>
-        </w:rPr>
-      </w:pPr>
-    </w:p>
-    <w:p>
-      <w:pPr>
-        <w:ind w:firstLine="4200" w:firstLineChars="1500"/>
-        <w:rPr>
-          <w:rFonts w:hint="eastAsia" w:ascii="仿宋_GB2312" w:eastAsia="仿宋_GB2312"/>
-          <w:sz w:val="28"/>
-          <w:szCs w:val="28"/>
-        </w:rPr>
-      </w:pPr>
-    </w:p>
-    <w:p>
-      <w:pPr>
+        <w:keepNext w:val="0"/>
+        <w:keepLines w:val="0"/>
+        <w:pageBreakBefore/>
+        <w:widowControl w:val="0"/>
+        <w:kinsoku/>
+        <w:wordWrap/>
+        <w:overflowPunct/>
+        <w:topLinePunct w:val="0"/>
+        <w:autoSpaceDE/>
+        <w:autoSpaceDN/>
+        <w:bidi w:val="0"/>
         <w:adjustRightInd w:val="0"/>
         <w:snapToGrid w:val="0"/>
         <w:spacing w:line="600" w:lineRule="exact"/>
         <w:jc w:val="center"/>
+        <w:textAlignment w:val="auto"/>
         <w:rPr>
           <w:rFonts w:hint="eastAsia" w:asciiTheme="minorEastAsia" w:hAnsiTheme="minorEastAsia"/>
           <w:b/>
@@ -3113,7 +3118,7 @@
               <w:jc w:val="center"/>
               <w:rPr>
                 <w:rFonts w:hint="default" w:ascii="仿宋_GB2312" w:hAnsi="仿宋_GB2312" w:eastAsia="仿宋_GB2312" w:cs="仿宋_GB2312"/>
-                <w:color w:val="auto"/>
+                <w:color w:val="0000FF"/>
                 <w:kern w:val="2"/>
                 <w:sz w:val="24"/>
                 <w:szCs w:val="24"/>
@@ -3123,7 +3128,7 @@
             <w:r>
               <w:rPr>
                 <w:rFonts w:hint="eastAsia" w:ascii="仿宋_GB2312" w:hAnsi="仿宋_GB2312" w:eastAsia="仿宋_GB2312" w:cs="仿宋_GB2312"/>
-                <w:color w:val="auto"/>
+                <w:color w:val="0000FF"/>
                 <w:kern w:val="2"/>
                 <w:sz w:val="24"/>
                 <w:szCs w:val="24"/>
@@ -3146,7 +3151,7 @@
               <w:jc w:val="center"/>
               <w:rPr>
                 <w:rFonts w:hint="default" w:ascii="仿宋_GB2312" w:hAnsi="仿宋_GB2312" w:eastAsia="仿宋_GB2312" w:cs="仿宋_GB2312"/>
-                <w:color w:val="auto"/>
+                <w:color w:val="0000FF"/>
                 <w:kern w:val="2"/>
                 <w:sz w:val="24"/>
                 <w:szCs w:val="24"/>
@@ -3156,7 +3161,7 @@
             <w:r>
               <w:rPr>
                 <w:rFonts w:hint="eastAsia" w:ascii="仿宋_GB2312" w:hAnsi="仿宋_GB2312" w:eastAsia="仿宋_GB2312" w:cs="仿宋_GB2312"/>
-                <w:color w:val="auto"/>
+                <w:color w:val="0000FF"/>
                 <w:kern w:val="2"/>
                 <w:sz w:val="24"/>
                 <w:szCs w:val="24"/>
@@ -3189,7 +3194,7 @@
             <w:r>
               <w:rPr>
                 <w:rFonts w:hint="eastAsia" w:ascii="仿宋_GB2312" w:hAnsi="仿宋_GB2312" w:eastAsia="仿宋_GB2312" w:cs="仿宋_GB2312"/>
-                <w:color w:val="FF0000"/>
+                <w:color w:val="auto"/>
                 <w:kern w:val="2"/>
                 <w:sz w:val="24"/>
                 <w:szCs w:val="24"/>
@@ -3222,7 +3227,7 @@
             <w:r>
               <w:rPr>
                 <w:rFonts w:hint="eastAsia" w:ascii="仿宋_GB2312" w:hAnsi="仿宋_GB2312" w:eastAsia="仿宋_GB2312" w:cs="仿宋_GB2312"/>
-                <w:color w:val="FF0000"/>
+                <w:color w:val="auto"/>
                 <w:kern w:val="2"/>
                 <w:sz w:val="24"/>
                 <w:szCs w:val="24"/>
@@ -3236,431 +3241,22 @@
     </w:tbl>
     <w:p>
       <w:pPr>
+        <w:keepNext w:val="0"/>
+        <w:keepLines w:val="0"/>
+        <w:pageBreakBefore/>
+        <w:widowControl w:val="0"/>
+        <w:kinsoku/>
+        <w:wordWrap/>
+        <w:overflowPunct/>
+        <w:topLinePunct w:val="0"/>
+        <w:autoSpaceDE/>
+        <w:autoSpaceDN/>
+        <w:bidi w:val="0"/>
         <w:adjustRightInd w:val="0"/>
         <w:snapToGrid w:val="0"/>
         <w:spacing w:line="240" w:lineRule="auto"/>
         <w:jc w:val="center"/>
-        <w:rPr>
-          <w:rFonts w:hint="eastAsia" w:ascii="仿宋_GB2312" w:hAnsi="仿宋_GB2312" w:eastAsia="仿宋_GB2312" w:cs="仿宋_GB2312"/>
-          <w:color w:val="auto"/>
-          <w:kern w:val="2"/>
-          <w:sz w:val="24"/>
-          <w:szCs w:val="24"/>
-          <w:lang w:val="en-US" w:eastAsia="zh-CN"/>
-        </w:rPr>
-      </w:pPr>
-    </w:p>
-    <w:p>
-      <w:pPr>
-        <w:adjustRightInd w:val="0"/>
-        <w:snapToGrid w:val="0"/>
-        <w:spacing w:line="240" w:lineRule="auto"/>
-        <w:jc w:val="center"/>
-        <w:rPr>
-          <w:rFonts w:hint="eastAsia" w:asciiTheme="minorEastAsia" w:hAnsiTheme="minorEastAsia"/>
-          <w:b/>
-          <w:sz w:val="32"/>
-          <w:szCs w:val="32"/>
-          <w:lang w:val="en-US" w:eastAsia="zh-CN"/>
-        </w:rPr>
-      </w:pPr>
-    </w:p>
-    <w:p>
-      <w:pPr>
-        <w:adjustRightInd w:val="0"/>
-        <w:snapToGrid w:val="0"/>
-        <w:spacing w:line="240" w:lineRule="auto"/>
-        <w:jc w:val="center"/>
-        <w:rPr>
-          <w:rFonts w:hint="eastAsia" w:asciiTheme="minorEastAsia" w:hAnsiTheme="minorEastAsia"/>
-          <w:b/>
-          <w:sz w:val="32"/>
-          <w:szCs w:val="32"/>
-          <w:lang w:val="en-US" w:eastAsia="zh-CN"/>
-        </w:rPr>
-      </w:pPr>
-    </w:p>
-    <w:p>
-      <w:pPr>
-        <w:adjustRightInd w:val="0"/>
-        <w:snapToGrid w:val="0"/>
-        <w:spacing w:line="240" w:lineRule="auto"/>
-        <w:jc w:val="center"/>
-        <w:rPr>
-          <w:rFonts w:hint="eastAsia" w:asciiTheme="minorEastAsia" w:hAnsiTheme="minorEastAsia"/>
-          <w:b/>
-          <w:sz w:val="32"/>
-          <w:szCs w:val="32"/>
-          <w:lang w:val="en-US" w:eastAsia="zh-CN"/>
-        </w:rPr>
-      </w:pPr>
-    </w:p>
-    <w:p>
-      <w:pPr>
-        <w:adjustRightInd w:val="0"/>
-        <w:snapToGrid w:val="0"/>
-        <w:spacing w:line="240" w:lineRule="auto"/>
-        <w:jc w:val="center"/>
-        <w:rPr>
-          <w:rFonts w:hint="eastAsia" w:asciiTheme="minorEastAsia" w:hAnsiTheme="minorEastAsia"/>
-          <w:b/>
-          <w:sz w:val="32"/>
-          <w:szCs w:val="32"/>
-          <w:lang w:val="en-US" w:eastAsia="zh-CN"/>
-        </w:rPr>
-      </w:pPr>
-    </w:p>
-    <w:p>
-      <w:pPr>
-        <w:adjustRightInd w:val="0"/>
-        <w:snapToGrid w:val="0"/>
-        <w:spacing w:line="240" w:lineRule="auto"/>
-        <w:jc w:val="center"/>
-        <w:rPr>
-          <w:rFonts w:hint="eastAsia" w:asciiTheme="minorEastAsia" w:hAnsiTheme="minorEastAsia"/>
-          <w:b/>
-          <w:sz w:val="32"/>
-          <w:szCs w:val="32"/>
-          <w:lang w:val="en-US" w:eastAsia="zh-CN"/>
-        </w:rPr>
-      </w:pPr>
-    </w:p>
-    <w:p>
-      <w:pPr>
-        <w:adjustRightInd w:val="0"/>
-        <w:snapToGrid w:val="0"/>
-        <w:spacing w:line="240" w:lineRule="auto"/>
-        <w:jc w:val="center"/>
-        <w:rPr>
-          <w:rFonts w:hint="eastAsia" w:asciiTheme="minorEastAsia" w:hAnsiTheme="minorEastAsia"/>
-          <w:b/>
-          <w:sz w:val="32"/>
-          <w:szCs w:val="32"/>
-          <w:lang w:val="en-US" w:eastAsia="zh-CN"/>
-        </w:rPr>
-      </w:pPr>
-    </w:p>
-    <w:p>
-      <w:pPr>
-        <w:adjustRightInd w:val="0"/>
-        <w:snapToGrid w:val="0"/>
-        <w:spacing w:line="240" w:lineRule="auto"/>
-        <w:jc w:val="center"/>
-        <w:rPr>
-          <w:rFonts w:hint="eastAsia" w:asciiTheme="minorEastAsia" w:hAnsiTheme="minorEastAsia"/>
-          <w:b/>
-          <w:sz w:val="32"/>
-          <w:szCs w:val="32"/>
-          <w:lang w:val="en-US" w:eastAsia="zh-CN"/>
-        </w:rPr>
-      </w:pPr>
-    </w:p>
-    <w:p>
-      <w:pPr>
-        <w:adjustRightInd w:val="0"/>
-        <w:snapToGrid w:val="0"/>
-        <w:spacing w:line="240" w:lineRule="auto"/>
-        <w:jc w:val="center"/>
-        <w:rPr>
-          <w:rFonts w:hint="eastAsia" w:asciiTheme="minorEastAsia" w:hAnsiTheme="minorEastAsia"/>
-          <w:b/>
-          <w:sz w:val="32"/>
-          <w:szCs w:val="32"/>
-          <w:lang w:val="en-US" w:eastAsia="zh-CN"/>
-        </w:rPr>
-      </w:pPr>
-    </w:p>
-    <w:p>
-      <w:pPr>
-        <w:adjustRightInd w:val="0"/>
-        <w:snapToGrid w:val="0"/>
-        <w:spacing w:line="240" w:lineRule="auto"/>
-        <w:jc w:val="center"/>
-        <w:rPr>
-          <w:rFonts w:hint="eastAsia" w:asciiTheme="minorEastAsia" w:hAnsiTheme="minorEastAsia"/>
-          <w:b/>
-          <w:sz w:val="32"/>
-          <w:szCs w:val="32"/>
-          <w:lang w:val="en-US" w:eastAsia="zh-CN"/>
-        </w:rPr>
-      </w:pPr>
-    </w:p>
-    <w:p>
-      <w:pPr>
-        <w:adjustRightInd w:val="0"/>
-        <w:snapToGrid w:val="0"/>
-        <w:spacing w:line="240" w:lineRule="auto"/>
-        <w:jc w:val="center"/>
-        <w:rPr>
-          <w:rFonts w:hint="eastAsia" w:asciiTheme="minorEastAsia" w:hAnsiTheme="minorEastAsia"/>
-          <w:b/>
-          <w:sz w:val="32"/>
-          <w:szCs w:val="32"/>
-          <w:lang w:val="en-US" w:eastAsia="zh-CN"/>
-        </w:rPr>
-      </w:pPr>
-    </w:p>
-    <w:p>
-      <w:pPr>
-        <w:adjustRightInd w:val="0"/>
-        <w:snapToGrid w:val="0"/>
-        <w:spacing w:line="240" w:lineRule="auto"/>
-        <w:jc w:val="center"/>
-        <w:rPr>
-          <w:rFonts w:hint="eastAsia" w:asciiTheme="minorEastAsia" w:hAnsiTheme="minorEastAsia"/>
-          <w:b/>
-          <w:sz w:val="32"/>
-          <w:szCs w:val="32"/>
-          <w:lang w:val="en-US" w:eastAsia="zh-CN"/>
-        </w:rPr>
-      </w:pPr>
-    </w:p>
-    <w:p>
-      <w:pPr>
-        <w:adjustRightInd w:val="0"/>
-        <w:snapToGrid w:val="0"/>
-        <w:spacing w:line="240" w:lineRule="auto"/>
-        <w:jc w:val="center"/>
-        <w:rPr>
-          <w:rFonts w:hint="eastAsia" w:asciiTheme="minorEastAsia" w:hAnsiTheme="minorEastAsia"/>
-          <w:b/>
-          <w:sz w:val="32"/>
-          <w:szCs w:val="32"/>
-          <w:lang w:val="en-US" w:eastAsia="zh-CN"/>
-        </w:rPr>
-      </w:pPr>
-    </w:p>
-    <w:p>
-      <w:pPr>
-        <w:adjustRightInd w:val="0"/>
-        <w:snapToGrid w:val="0"/>
-        <w:spacing w:line="240" w:lineRule="auto"/>
-        <w:jc w:val="center"/>
-        <w:rPr>
-          <w:rFonts w:hint="eastAsia" w:asciiTheme="minorEastAsia" w:hAnsiTheme="minorEastAsia"/>
-          <w:b/>
-          <w:sz w:val="32"/>
-          <w:szCs w:val="32"/>
-          <w:lang w:val="en-US" w:eastAsia="zh-CN"/>
-        </w:rPr>
-      </w:pPr>
-    </w:p>
-    <w:p>
-      <w:pPr>
-        <w:adjustRightInd w:val="0"/>
-        <w:snapToGrid w:val="0"/>
-        <w:spacing w:line="240" w:lineRule="auto"/>
-        <w:jc w:val="center"/>
-        <w:rPr>
-          <w:rFonts w:hint="eastAsia" w:asciiTheme="minorEastAsia" w:hAnsiTheme="minorEastAsia"/>
-          <w:b/>
-          <w:sz w:val="32"/>
-          <w:szCs w:val="32"/>
-          <w:lang w:val="en-US" w:eastAsia="zh-CN"/>
-        </w:rPr>
-      </w:pPr>
-    </w:p>
-    <w:p>
-      <w:pPr>
-        <w:adjustRightInd w:val="0"/>
-        <w:snapToGrid w:val="0"/>
-        <w:spacing w:line="240" w:lineRule="auto"/>
-        <w:jc w:val="center"/>
-        <w:rPr>
-          <w:rFonts w:hint="eastAsia" w:asciiTheme="minorEastAsia" w:hAnsiTheme="minorEastAsia"/>
-          <w:b/>
-          <w:sz w:val="32"/>
-          <w:szCs w:val="32"/>
-          <w:lang w:val="en-US" w:eastAsia="zh-CN"/>
-        </w:rPr>
-      </w:pPr>
-    </w:p>
-    <w:p>
-      <w:pPr>
-        <w:adjustRightInd w:val="0"/>
-        <w:snapToGrid w:val="0"/>
-        <w:spacing w:line="240" w:lineRule="auto"/>
-        <w:jc w:val="center"/>
-        <w:rPr>
-          <w:rFonts w:hint="eastAsia" w:asciiTheme="minorEastAsia" w:hAnsiTheme="minorEastAsia"/>
-          <w:b/>
-          <w:sz w:val="32"/>
-          <w:szCs w:val="32"/>
-          <w:lang w:val="en-US" w:eastAsia="zh-CN"/>
-        </w:rPr>
-      </w:pPr>
-    </w:p>
-    <w:p>
-      <w:pPr>
-        <w:adjustRightInd w:val="0"/>
-        <w:snapToGrid w:val="0"/>
-        <w:spacing w:line="240" w:lineRule="auto"/>
-        <w:jc w:val="center"/>
-        <w:rPr>
-          <w:rFonts w:hint="eastAsia" w:asciiTheme="minorEastAsia" w:hAnsiTheme="minorEastAsia"/>
-          <w:b/>
-          <w:sz w:val="32"/>
-          <w:szCs w:val="32"/>
-          <w:lang w:val="en-US" w:eastAsia="zh-CN"/>
-        </w:rPr>
-      </w:pPr>
-    </w:p>
-    <w:p>
-      <w:pPr>
-        <w:adjustRightInd w:val="0"/>
-        <w:snapToGrid w:val="0"/>
-        <w:spacing w:line="240" w:lineRule="auto"/>
-        <w:jc w:val="center"/>
-        <w:rPr>
-          <w:rFonts w:hint="eastAsia" w:asciiTheme="minorEastAsia" w:hAnsiTheme="minorEastAsia"/>
-          <w:b/>
-          <w:sz w:val="32"/>
-          <w:szCs w:val="32"/>
-          <w:lang w:val="en-US" w:eastAsia="zh-CN"/>
-        </w:rPr>
-      </w:pPr>
-    </w:p>
-    <w:p>
-      <w:pPr>
-        <w:adjustRightInd w:val="0"/>
-        <w:snapToGrid w:val="0"/>
-        <w:spacing w:line="240" w:lineRule="auto"/>
-        <w:jc w:val="center"/>
-        <w:rPr>
-          <w:rFonts w:hint="eastAsia" w:asciiTheme="minorEastAsia" w:hAnsiTheme="minorEastAsia"/>
-          <w:b/>
-          <w:sz w:val="32"/>
-          <w:szCs w:val="32"/>
-          <w:lang w:val="en-US" w:eastAsia="zh-CN"/>
-        </w:rPr>
-      </w:pPr>
-    </w:p>
-    <w:p>
-      <w:pPr>
-        <w:adjustRightInd w:val="0"/>
-        <w:snapToGrid w:val="0"/>
-        <w:spacing w:line="240" w:lineRule="auto"/>
-        <w:jc w:val="center"/>
-        <w:rPr>
-          <w:rFonts w:hint="eastAsia" w:asciiTheme="minorEastAsia" w:hAnsiTheme="minorEastAsia"/>
-          <w:b/>
-          <w:sz w:val="32"/>
-          <w:szCs w:val="32"/>
-          <w:lang w:val="en-US" w:eastAsia="zh-CN"/>
-        </w:rPr>
-      </w:pPr>
-    </w:p>
-    <w:p>
-      <w:pPr>
-        <w:adjustRightInd w:val="0"/>
-        <w:snapToGrid w:val="0"/>
-        <w:spacing w:line="240" w:lineRule="auto"/>
-        <w:jc w:val="center"/>
-        <w:rPr>
-          <w:rFonts w:hint="eastAsia" w:asciiTheme="minorEastAsia" w:hAnsiTheme="minorEastAsia"/>
-          <w:b/>
-          <w:sz w:val="32"/>
-          <w:szCs w:val="32"/>
-          <w:lang w:val="en-US" w:eastAsia="zh-CN"/>
-        </w:rPr>
-      </w:pPr>
-    </w:p>
-    <w:p>
-      <w:pPr>
-        <w:adjustRightInd w:val="0"/>
-        <w:snapToGrid w:val="0"/>
-        <w:spacing w:line="240" w:lineRule="auto"/>
-        <w:jc w:val="center"/>
-        <w:rPr>
-          <w:rFonts w:hint="eastAsia" w:asciiTheme="minorEastAsia" w:hAnsiTheme="minorEastAsia"/>
-          <w:b/>
-          <w:sz w:val="32"/>
-          <w:szCs w:val="32"/>
-          <w:lang w:val="en-US" w:eastAsia="zh-CN"/>
-        </w:rPr>
-      </w:pPr>
-    </w:p>
-    <w:p>
-      <w:pPr>
-        <w:adjustRightInd w:val="0"/>
-        <w:snapToGrid w:val="0"/>
-        <w:spacing w:line="240" w:lineRule="auto"/>
-        <w:jc w:val="center"/>
-        <w:rPr>
-          <w:rFonts w:hint="eastAsia" w:asciiTheme="minorEastAsia" w:hAnsiTheme="minorEastAsia"/>
-          <w:b/>
-          <w:sz w:val="32"/>
-          <w:szCs w:val="32"/>
-          <w:lang w:val="en-US" w:eastAsia="zh-CN"/>
-        </w:rPr>
-      </w:pPr>
-    </w:p>
-    <w:p>
-      <w:pPr>
-        <w:adjustRightInd w:val="0"/>
-        <w:snapToGrid w:val="0"/>
-        <w:spacing w:line="240" w:lineRule="auto"/>
-        <w:jc w:val="center"/>
-        <w:rPr>
-          <w:rFonts w:hint="eastAsia" w:asciiTheme="minorEastAsia" w:hAnsiTheme="minorEastAsia"/>
-          <w:b/>
-          <w:sz w:val="32"/>
-          <w:szCs w:val="32"/>
-          <w:lang w:val="en-US" w:eastAsia="zh-CN"/>
-        </w:rPr>
-      </w:pPr>
-    </w:p>
-    <w:p>
-      <w:pPr>
-        <w:adjustRightInd w:val="0"/>
-        <w:snapToGrid w:val="0"/>
-        <w:spacing w:line="240" w:lineRule="auto"/>
-        <w:jc w:val="center"/>
-        <w:rPr>
-          <w:rFonts w:hint="eastAsia" w:asciiTheme="minorEastAsia" w:hAnsiTheme="minorEastAsia"/>
-          <w:b/>
-          <w:sz w:val="32"/>
-          <w:szCs w:val="32"/>
-          <w:lang w:val="en-US" w:eastAsia="zh-CN"/>
-        </w:rPr>
-      </w:pPr>
-    </w:p>
-    <w:p>
-      <w:pPr>
-        <w:adjustRightInd w:val="0"/>
-        <w:snapToGrid w:val="0"/>
-        <w:spacing w:line="240" w:lineRule="auto"/>
-        <w:jc w:val="center"/>
-        <w:rPr>
-          <w:rFonts w:hint="eastAsia" w:asciiTheme="minorEastAsia" w:hAnsiTheme="minorEastAsia"/>
-          <w:b/>
-          <w:sz w:val="32"/>
-          <w:szCs w:val="32"/>
-          <w:lang w:val="en-US" w:eastAsia="zh-CN"/>
-        </w:rPr>
-      </w:pPr>
-    </w:p>
-    <w:p>
-      <w:pPr>
-        <w:adjustRightInd w:val="0"/>
-        <w:snapToGrid w:val="0"/>
-        <w:spacing w:line="240" w:lineRule="auto"/>
-        <w:jc w:val="center"/>
-        <w:rPr>
-          <w:rFonts w:hint="eastAsia" w:asciiTheme="minorEastAsia" w:hAnsiTheme="minorEastAsia"/>
-          <w:b/>
-          <w:sz w:val="32"/>
-          <w:szCs w:val="32"/>
-          <w:lang w:val="en-US" w:eastAsia="zh-CN"/>
-        </w:rPr>
-      </w:pPr>
-    </w:p>
-    <w:p>
-      <w:pPr>
-        <w:adjustRightInd w:val="0"/>
-        <w:snapToGrid w:val="0"/>
-        <w:spacing w:line="240" w:lineRule="auto"/>
-        <w:jc w:val="center"/>
+        <w:textAlignment w:val="auto"/>
         <w:rPr>
           <w:rFonts w:hint="eastAsia" w:asciiTheme="minorEastAsia" w:hAnsiTheme="minorEastAsia"/>
           <w:b/>
@@ -3818,6 +3414,7 @@
       <w:r>
         <w:rPr>
           <w:rFonts w:hint="eastAsia" w:ascii="仿宋" w:hAnsi="仿宋" w:eastAsia="仿宋" w:cs="仿宋"/>
+          <w:color w:val="0000FF"/>
           <w:sz w:val="30"/>
           <w:szCs w:val="30"/>
           <w:u w:val="single"/>
@@ -3870,12 +3467,13 @@
       <w:r>
         <w:rPr>
           <w:rFonts w:hint="eastAsia" w:ascii="仿宋" w:hAnsi="仿宋" w:eastAsia="仿宋" w:cs="仿宋"/>
+          <w:color w:val="0000FF"/>
           <w:sz w:val="30"/>
           <w:szCs w:val="30"/>
           <w:u w:val="single"/>
           <w:lang w:val="en-US" w:eastAsia="zh-CN"/>
         </w:rPr>
-        <w:t>{{yixiang_baoming_neirong}}</w:t>
+        <w:t>{{caigou_neirong}}</w:t>
       </w:r>
       <w:r>
         <w:rPr>
@@ -3939,7 +3537,19 @@
           <w:szCs w:val="30"/>
           <w:highlight w:val="none"/>
         </w:rPr>
-        <w:t xml:space="preserve">  手机：            </w:t>
+        <w:t xml:space="preserve">  手机：        </w:t>
+      </w:r>
+      <w:bookmarkStart w:id="1" w:name="_GoBack"/>
+      <w:bookmarkEnd w:id="1"/>
+      <w:r>
+        <w:rPr>
+          <w:rFonts w:hint="eastAsia" w:ascii="仿宋" w:hAnsi="仿宋" w:eastAsia="仿宋" w:cs="仿宋"/>
+          <w:color w:val="auto"/>
+          <w:sz w:val="30"/>
+          <w:szCs w:val="30"/>
+          <w:highlight w:val="none"/>
+        </w:rPr>
+        <w:t xml:space="preserve">    </w:t>
       </w:r>
     </w:p>
     <w:p>
